--- a/student-guide/docs/Student_Guide.docx
+++ b/student-guide/docs/Student_Guide.docx
@@ -21,19 +21,19 @@
         <w:pStyle w:val="Date"/>
       </w:pPr>
       <w:r>
-        <w:t xml:space="preserve">November</w:t>
+        <w:t xml:space="preserve">May</w:t>
       </w:r>
       <w:r>
         <w:t xml:space="preserve"> </w:t>
       </w:r>
       <w:r>
-        <w:t xml:space="preserve">10,</w:t>
+        <w:t xml:space="preserve">12,</w:t>
       </w:r>
       <w:r>
         <w:t xml:space="preserve"> </w:t>
       </w:r>
       <w:r>
-        <w:t xml:space="preserve">2025</w:t>
+        <w:t xml:space="preserve">2026</w:t>
       </w:r>
     </w:p>
     <w:sdt>
@@ -1667,7 +1667,7 @@
         <w:rPr>
           <w:rStyle w:val="VerbatimChar"/>
         </w:rPr>
-        <w:t xml:space="preserve">##  date     2025-11-10</w:t>
+        <w:t xml:space="preserve">##  date     2026-05-12</w:t>
       </w:r>
       <w:r>
         <w:br/>
@@ -1712,7 +1712,7 @@
         <w:rPr>
           <w:rStyle w:val="VerbatimChar"/>
         </w:rPr>
-        <w:t xml:space="preserve">##  bookdown      0.43    2025-04-15 [1] CRAN (R 4.3.2)</w:t>
+        <w:t xml:space="preserve">##  bookdown      0.46    2025-12-05 [1] CRAN (R 4.3.2)</w:t>
       </w:r>
       <w:r>
         <w:br/>
@@ -1730,7 +1730,7 @@
         <w:rPr>
           <w:rStyle w:val="VerbatimChar"/>
         </w:rPr>
-        <w:t xml:space="preserve">##  cli           3.6.2   2023-12-11 [1] RSPM (R 4.3.0)</w:t>
+        <w:t xml:space="preserve">##  cli           3.6.5   2025-04-23 [1] CRAN (R 4.3.2)</w:t>
       </w:r>
       <w:r>
         <w:br/>
@@ -1766,7 +1766,7 @@
         <w:rPr>
           <w:rStyle w:val="VerbatimChar"/>
         </w:rPr>
-        <w:t xml:space="preserve">##  evaluate      1.0.4   2025-06-18 [1] CRAN (R 4.3.2)</w:t>
+        <w:t xml:space="preserve">##  evaluate      1.0.5   2025-08-27 [1] CRAN (R 4.3.2)</w:t>
       </w:r>
       <w:r>
         <w:br/>
@@ -1901,7 +1901,7 @@
         <w:rPr>
           <w:rStyle w:val="VerbatimChar"/>
         </w:rPr>
-        <w:t xml:space="preserve">##  pkgload       1.3.4   2024-01-16 [1] RSPM (R 4.3.0)</w:t>
+        <w:t xml:space="preserve">##  pkgload       1.4.1   2025-09-23 [1] CRAN (R 4.3.2)</w:t>
       </w:r>
       <w:r>
         <w:br/>
@@ -1937,7 +1937,7 @@
         <w:rPr>
           <w:rStyle w:val="VerbatimChar"/>
         </w:rPr>
-        <w:t xml:space="preserve">##  R6            2.5.1   2021-08-19 [1] RSPM (R 4.3.0)</w:t>
+        <w:t xml:space="preserve">##  R6            2.6.1   2025-02-15 [1] CRAN (R 4.3.2)</w:t>
       </w:r>
       <w:r>
         <w:br/>
@@ -2045,7 +2045,7 @@
         <w:rPr>
           <w:rStyle w:val="VerbatimChar"/>
         </w:rPr>
-        <w:t xml:space="preserve">##  xfun          0.52    2025-04-02 [1] CRAN (R 4.3.2)</w:t>
+        <w:t xml:space="preserve">##  xfun          0.55    2025-12-16 [1] CRAN (R 4.3.2)</w:t>
       </w:r>
       <w:r>
         <w:br/>
@@ -2063,7 +2063,7 @@
         <w:rPr>
           <w:rStyle w:val="VerbatimChar"/>
         </w:rPr>
-        <w:t xml:space="preserve">##  yaml          2.3.10  2024-07-26 [1] CRAN (R 4.3.2)</w:t>
+        <w:t xml:space="preserve">##  yaml          2.3.12  2025-12-10 [1] CRAN (R 4.3.2)</w:t>
       </w:r>
       <w:r>
         <w:br/>
